--- a/misc/answer code.docx
+++ b/misc/answer code.docx
@@ -52,7 +52,7 @@
       </w:tblPr>
       <w:tblGrid>
         <w:gridCol w:w="1345"/>
-        <w:gridCol w:w="8293"/>
+        <w:gridCol w:w="8292"/>
       </w:tblGrid>
       <w:tr>
         <w:trPr/>
@@ -76,7 +76,7 @@
         </w:tc>
         <w:tc>
           <w:tcPr>
-            <w:tcW w:w="8293" w:type="dxa"/>
+            <w:tcW w:w="8292" w:type="dxa"/>
             <w:tcBorders/>
           </w:tcPr>
           <w:p>
@@ -115,7 +115,7 @@
         </w:tc>
         <w:tc>
           <w:tcPr>
-            <w:tcW w:w="8293" w:type="dxa"/>
+            <w:tcW w:w="8292" w:type="dxa"/>
             <w:tcBorders/>
           </w:tcPr>
           <w:p>
@@ -171,7 +171,7 @@
       </w:tblPr>
       <w:tblGrid>
         <w:gridCol w:w="1345"/>
-        <w:gridCol w:w="8293"/>
+        <w:gridCol w:w="8292"/>
       </w:tblGrid>
       <w:tr>
         <w:trPr/>
@@ -195,7 +195,7 @@
         </w:tc>
         <w:tc>
           <w:tcPr>
-            <w:tcW w:w="8293" w:type="dxa"/>
+            <w:tcW w:w="8292" w:type="dxa"/>
             <w:tcBorders/>
           </w:tcPr>
           <w:p>
@@ -234,7 +234,7 @@
         </w:tc>
         <w:tc>
           <w:tcPr>
-            <w:tcW w:w="8293" w:type="dxa"/>
+            <w:tcW w:w="8292" w:type="dxa"/>
             <w:tcBorders/>
           </w:tcPr>
           <w:p>
@@ -273,7 +273,7 @@
         </w:tc>
         <w:tc>
           <w:tcPr>
-            <w:tcW w:w="8293" w:type="dxa"/>
+            <w:tcW w:w="8292" w:type="dxa"/>
             <w:tcBorders/>
           </w:tcPr>
           <w:p>
@@ -312,7 +312,7 @@
         </w:tc>
         <w:tc>
           <w:tcPr>
-            <w:tcW w:w="8293" w:type="dxa"/>
+            <w:tcW w:w="8292" w:type="dxa"/>
             <w:tcBorders/>
           </w:tcPr>
           <w:p>
@@ -368,7 +368,7 @@
       </w:tblPr>
       <w:tblGrid>
         <w:gridCol w:w="1345"/>
-        <w:gridCol w:w="8293"/>
+        <w:gridCol w:w="8292"/>
       </w:tblGrid>
       <w:tr>
         <w:trPr/>
@@ -392,7 +392,7 @@
         </w:tc>
         <w:tc>
           <w:tcPr>
-            <w:tcW w:w="8293" w:type="dxa"/>
+            <w:tcW w:w="8292" w:type="dxa"/>
             <w:tcBorders/>
           </w:tcPr>
           <w:p>
@@ -431,7 +431,7 @@
         </w:tc>
         <w:tc>
           <w:tcPr>
-            <w:tcW w:w="8293" w:type="dxa"/>
+            <w:tcW w:w="8292" w:type="dxa"/>
             <w:tcBorders/>
           </w:tcPr>
           <w:p>
@@ -487,7 +487,7 @@
       </w:tblPr>
       <w:tblGrid>
         <w:gridCol w:w="1345"/>
-        <w:gridCol w:w="8293"/>
+        <w:gridCol w:w="8292"/>
       </w:tblGrid>
       <w:tr>
         <w:trPr/>
@@ -511,7 +511,7 @@
         </w:tc>
         <w:tc>
           <w:tcPr>
-            <w:tcW w:w="8293" w:type="dxa"/>
+            <w:tcW w:w="8292" w:type="dxa"/>
             <w:tcBorders/>
           </w:tcPr>
           <w:p>
@@ -550,7 +550,7 @@
         </w:tc>
         <w:tc>
           <w:tcPr>
-            <w:tcW w:w="8293" w:type="dxa"/>
+            <w:tcW w:w="8292" w:type="dxa"/>
             <w:tcBorders/>
           </w:tcPr>
           <w:p>
@@ -606,7 +606,7 @@
       </w:tblPr>
       <w:tblGrid>
         <w:gridCol w:w="1345"/>
-        <w:gridCol w:w="8293"/>
+        <w:gridCol w:w="8292"/>
       </w:tblGrid>
       <w:tr>
         <w:trPr/>
@@ -630,7 +630,7 @@
         </w:tc>
         <w:tc>
           <w:tcPr>
-            <w:tcW w:w="8293" w:type="dxa"/>
+            <w:tcW w:w="8292" w:type="dxa"/>
             <w:tcBorders/>
           </w:tcPr>
           <w:p>
@@ -669,7 +669,7 @@
         </w:tc>
         <w:tc>
           <w:tcPr>
-            <w:tcW w:w="8293" w:type="dxa"/>
+            <w:tcW w:w="8292" w:type="dxa"/>
             <w:tcBorders/>
           </w:tcPr>
           <w:p>
@@ -708,7 +708,7 @@
         </w:tc>
         <w:tc>
           <w:tcPr>
-            <w:tcW w:w="8293" w:type="dxa"/>
+            <w:tcW w:w="8292" w:type="dxa"/>
             <w:tcBorders/>
           </w:tcPr>
           <w:p>
@@ -764,7 +764,7 @@
       </w:tblPr>
       <w:tblGrid>
         <w:gridCol w:w="1345"/>
-        <w:gridCol w:w="8293"/>
+        <w:gridCol w:w="8292"/>
       </w:tblGrid>
       <w:tr>
         <w:trPr/>
@@ -788,7 +788,7 @@
         </w:tc>
         <w:tc>
           <w:tcPr>
-            <w:tcW w:w="8293" w:type="dxa"/>
+            <w:tcW w:w="8292" w:type="dxa"/>
             <w:tcBorders/>
           </w:tcPr>
           <w:p>
@@ -827,7 +827,7 @@
         </w:tc>
         <w:tc>
           <w:tcPr>
-            <w:tcW w:w="8293" w:type="dxa"/>
+            <w:tcW w:w="8292" w:type="dxa"/>
             <w:tcBorders/>
           </w:tcPr>
           <w:p>
@@ -866,7 +866,7 @@
         </w:tc>
         <w:tc>
           <w:tcPr>
-            <w:tcW w:w="8293" w:type="dxa"/>
+            <w:tcW w:w="8292" w:type="dxa"/>
             <w:tcBorders/>
           </w:tcPr>
           <w:p>
@@ -905,7 +905,7 @@
         </w:tc>
         <w:tc>
           <w:tcPr>
-            <w:tcW w:w="8293" w:type="dxa"/>
+            <w:tcW w:w="8292" w:type="dxa"/>
             <w:tcBorders/>
           </w:tcPr>
           <w:p>
@@ -961,7 +961,7 @@
       </w:tblPr>
       <w:tblGrid>
         <w:gridCol w:w="1345"/>
-        <w:gridCol w:w="8293"/>
+        <w:gridCol w:w="8292"/>
       </w:tblGrid>
       <w:tr>
         <w:trPr/>
@@ -985,7 +985,7 @@
         </w:tc>
         <w:tc>
           <w:tcPr>
-            <w:tcW w:w="8293" w:type="dxa"/>
+            <w:tcW w:w="8292" w:type="dxa"/>
             <w:tcBorders/>
           </w:tcPr>
           <w:p>
@@ -1024,7 +1024,7 @@
         </w:tc>
         <w:tc>
           <w:tcPr>
-            <w:tcW w:w="8293" w:type="dxa"/>
+            <w:tcW w:w="8292" w:type="dxa"/>
             <w:tcBorders/>
           </w:tcPr>
           <w:p>
@@ -1063,7 +1063,7 @@
         </w:tc>
         <w:tc>
           <w:tcPr>
-            <w:tcW w:w="8293" w:type="dxa"/>
+            <w:tcW w:w="8292" w:type="dxa"/>
             <w:tcBorders/>
           </w:tcPr>
           <w:p>
@@ -1102,7 +1102,7 @@
         </w:tc>
         <w:tc>
           <w:tcPr>
-            <w:tcW w:w="8293" w:type="dxa"/>
+            <w:tcW w:w="8292" w:type="dxa"/>
             <w:tcBorders/>
           </w:tcPr>
           <w:p>
@@ -1141,7 +1141,7 @@
         </w:tc>
         <w:tc>
           <w:tcPr>
-            <w:tcW w:w="8293" w:type="dxa"/>
+            <w:tcW w:w="8292" w:type="dxa"/>
             <w:tcBorders/>
           </w:tcPr>
           <w:p>
@@ -1197,7 +1197,7 @@
       </w:tblPr>
       <w:tblGrid>
         <w:gridCol w:w="1345"/>
-        <w:gridCol w:w="8293"/>
+        <w:gridCol w:w="8292"/>
       </w:tblGrid>
       <w:tr>
         <w:trPr/>
@@ -1221,7 +1221,7 @@
         </w:tc>
         <w:tc>
           <w:tcPr>
-            <w:tcW w:w="8293" w:type="dxa"/>
+            <w:tcW w:w="8292" w:type="dxa"/>
             <w:tcBorders/>
           </w:tcPr>
           <w:p>
@@ -1260,7 +1260,7 @@
         </w:tc>
         <w:tc>
           <w:tcPr>
-            <w:tcW w:w="8293" w:type="dxa"/>
+            <w:tcW w:w="8292" w:type="dxa"/>
             <w:tcBorders/>
           </w:tcPr>
           <w:p>
@@ -1299,7 +1299,7 @@
         </w:tc>
         <w:tc>
           <w:tcPr>
-            <w:tcW w:w="8293" w:type="dxa"/>
+            <w:tcW w:w="8292" w:type="dxa"/>
             <w:tcBorders/>
           </w:tcPr>
           <w:p>
@@ -1453,14 +1453,14 @@
         </w:tblCellMar>
       </w:tblPr>
       <w:tblGrid>
-        <w:gridCol w:w="1171"/>
+        <w:gridCol w:w="1170"/>
         <w:gridCol w:w="8467"/>
       </w:tblGrid>
       <w:tr>
         <w:trPr/>
         <w:tc>
           <w:tcPr>
-            <w:tcW w:w="1171" w:type="dxa"/>
+            <w:tcW w:w="1170" w:type="dxa"/>
             <w:tcBorders/>
           </w:tcPr>
           <w:p>
@@ -1499,7 +1499,7 @@
         <w:trPr/>
         <w:tc>
           <w:tcPr>
-            <w:tcW w:w="1171" w:type="dxa"/>
+            <w:tcW w:w="1170" w:type="dxa"/>
             <w:tcBorders/>
           </w:tcPr>
           <w:p>
@@ -1538,7 +1538,7 @@
         <w:trPr/>
         <w:tc>
           <w:tcPr>
-            <w:tcW w:w="1171" w:type="dxa"/>
+            <w:tcW w:w="1170" w:type="dxa"/>
             <w:tcBorders/>
           </w:tcPr>
           <w:p>
@@ -1577,7 +1577,7 @@
         <w:trPr/>
         <w:tc>
           <w:tcPr>
-            <w:tcW w:w="1171" w:type="dxa"/>
+            <w:tcW w:w="1170" w:type="dxa"/>
             <w:tcBorders/>
           </w:tcPr>
           <w:p>
@@ -1616,7 +1616,7 @@
         <w:trPr/>
         <w:tc>
           <w:tcPr>
-            <w:tcW w:w="1171" w:type="dxa"/>
+            <w:tcW w:w="1170" w:type="dxa"/>
             <w:tcBorders/>
           </w:tcPr>
           <w:p>
@@ -1655,7 +1655,7 @@
         <w:trPr/>
         <w:tc>
           <w:tcPr>
-            <w:tcW w:w="1171" w:type="dxa"/>
+            <w:tcW w:w="1170" w:type="dxa"/>
             <w:tcBorders/>
           </w:tcPr>
           <w:p>
@@ -1694,7 +1694,7 @@
         <w:trPr/>
         <w:tc>
           <w:tcPr>
-            <w:tcW w:w="1171" w:type="dxa"/>
+            <w:tcW w:w="1170" w:type="dxa"/>
             <w:tcBorders/>
           </w:tcPr>
           <w:p>
@@ -1733,7 +1733,7 @@
         <w:trPr/>
         <w:tc>
           <w:tcPr>
-            <w:tcW w:w="1171" w:type="dxa"/>
+            <w:tcW w:w="1170" w:type="dxa"/>
             <w:tcBorders/>
           </w:tcPr>
           <w:p>
@@ -1772,7 +1772,7 @@
         <w:trPr/>
         <w:tc>
           <w:tcPr>
-            <w:tcW w:w="1171" w:type="dxa"/>
+            <w:tcW w:w="1170" w:type="dxa"/>
             <w:tcBorders/>
           </w:tcPr>
           <w:p>
@@ -1811,7 +1811,7 @@
         <w:trPr/>
         <w:tc>
           <w:tcPr>
-            <w:tcW w:w="1171" w:type="dxa"/>
+            <w:tcW w:w="1170" w:type="dxa"/>
             <w:tcBorders/>
           </w:tcPr>
           <w:p>
@@ -1850,7 +1850,7 @@
         <w:trPr/>
         <w:tc>
           <w:tcPr>
-            <w:tcW w:w="1171" w:type="dxa"/>
+            <w:tcW w:w="1170" w:type="dxa"/>
             <w:tcBorders/>
           </w:tcPr>
           <w:p>
@@ -1923,14 +1923,14 @@
         </w:tblCellMar>
       </w:tblPr>
       <w:tblGrid>
-        <w:gridCol w:w="1171"/>
+        <w:gridCol w:w="1170"/>
         <w:gridCol w:w="8467"/>
       </w:tblGrid>
       <w:tr>
         <w:trPr/>
         <w:tc>
           <w:tcPr>
-            <w:tcW w:w="1171" w:type="dxa"/>
+            <w:tcW w:w="1170" w:type="dxa"/>
             <w:tcBorders/>
           </w:tcPr>
           <w:p>
@@ -1969,7 +1969,7 @@
         <w:trPr/>
         <w:tc>
           <w:tcPr>
-            <w:tcW w:w="1171" w:type="dxa"/>
+            <w:tcW w:w="1170" w:type="dxa"/>
             <w:tcBorders/>
           </w:tcPr>
           <w:p>
@@ -2008,7 +2008,7 @@
         <w:trPr/>
         <w:tc>
           <w:tcPr>
-            <w:tcW w:w="1171" w:type="dxa"/>
+            <w:tcW w:w="1170" w:type="dxa"/>
             <w:tcBorders/>
           </w:tcPr>
           <w:p>
@@ -2047,7 +2047,7 @@
         <w:trPr/>
         <w:tc>
           <w:tcPr>
-            <w:tcW w:w="1171" w:type="dxa"/>
+            <w:tcW w:w="1170" w:type="dxa"/>
             <w:tcBorders/>
           </w:tcPr>
           <w:p>
@@ -2086,7 +2086,7 @@
         <w:trPr/>
         <w:tc>
           <w:tcPr>
-            <w:tcW w:w="1171" w:type="dxa"/>
+            <w:tcW w:w="1170" w:type="dxa"/>
             <w:tcBorders/>
           </w:tcPr>
           <w:p>
@@ -2125,7 +2125,7 @@
         <w:trPr/>
         <w:tc>
           <w:tcPr>
-            <w:tcW w:w="1171" w:type="dxa"/>
+            <w:tcW w:w="1170" w:type="dxa"/>
             <w:tcBorders/>
           </w:tcPr>
           <w:p>
@@ -2164,7 +2164,7 @@
         <w:trPr/>
         <w:tc>
           <w:tcPr>
-            <w:tcW w:w="1171" w:type="dxa"/>
+            <w:tcW w:w="1170" w:type="dxa"/>
             <w:tcBorders/>
           </w:tcPr>
           <w:p>
@@ -2203,7 +2203,7 @@
         <w:trPr/>
         <w:tc>
           <w:tcPr>
-            <w:tcW w:w="1171" w:type="dxa"/>
+            <w:tcW w:w="1170" w:type="dxa"/>
             <w:tcBorders/>
           </w:tcPr>
           <w:p>
@@ -2242,7 +2242,7 @@
         <w:trPr/>
         <w:tc>
           <w:tcPr>
-            <w:tcW w:w="1171" w:type="dxa"/>
+            <w:tcW w:w="1170" w:type="dxa"/>
             <w:tcBorders/>
           </w:tcPr>
           <w:p>
@@ -2281,7 +2281,7 @@
         <w:trPr/>
         <w:tc>
           <w:tcPr>
-            <w:tcW w:w="1171" w:type="dxa"/>
+            <w:tcW w:w="1170" w:type="dxa"/>
             <w:tcBorders/>
           </w:tcPr>
           <w:p>
@@ -2320,7 +2320,7 @@
         <w:trPr/>
         <w:tc>
           <w:tcPr>
-            <w:tcW w:w="1171" w:type="dxa"/>
+            <w:tcW w:w="1170" w:type="dxa"/>
             <w:tcBorders/>
           </w:tcPr>
           <w:p>
@@ -2359,7 +2359,7 @@
         <w:trPr/>
         <w:tc>
           <w:tcPr>
-            <w:tcW w:w="1171" w:type="dxa"/>
+            <w:tcW w:w="1170" w:type="dxa"/>
             <w:tcBorders/>
           </w:tcPr>
           <w:p>
@@ -2398,7 +2398,7 @@
         <w:trPr/>
         <w:tc>
           <w:tcPr>
-            <w:tcW w:w="1171" w:type="dxa"/>
+            <w:tcW w:w="1170" w:type="dxa"/>
             <w:tcBorders/>
           </w:tcPr>
           <w:p>
@@ -2437,7 +2437,7 @@
         <w:trPr/>
         <w:tc>
           <w:tcPr>
-            <w:tcW w:w="1171" w:type="dxa"/>
+            <w:tcW w:w="1170" w:type="dxa"/>
             <w:tcBorders/>
           </w:tcPr>
           <w:p>
@@ -2476,7 +2476,7 @@
         <w:trPr/>
         <w:tc>
           <w:tcPr>
-            <w:tcW w:w="1171" w:type="dxa"/>
+            <w:tcW w:w="1170" w:type="dxa"/>
             <w:tcBorders/>
           </w:tcPr>
           <w:p>
@@ -2515,7 +2515,7 @@
         <w:trPr/>
         <w:tc>
           <w:tcPr>
-            <w:tcW w:w="1171" w:type="dxa"/>
+            <w:tcW w:w="1170" w:type="dxa"/>
             <w:tcBorders/>
           </w:tcPr>
           <w:p>
@@ -2554,7 +2554,7 @@
         <w:trPr/>
         <w:tc>
           <w:tcPr>
-            <w:tcW w:w="1171" w:type="dxa"/>
+            <w:tcW w:w="1170" w:type="dxa"/>
             <w:tcBorders/>
           </w:tcPr>
           <w:p>
@@ -2593,7 +2593,7 @@
         <w:trPr/>
         <w:tc>
           <w:tcPr>
-            <w:tcW w:w="1171" w:type="dxa"/>
+            <w:tcW w:w="1170" w:type="dxa"/>
             <w:tcBorders/>
           </w:tcPr>
           <w:p>
@@ -2632,7 +2632,7 @@
         <w:trPr/>
         <w:tc>
           <w:tcPr>
-            <w:tcW w:w="1171" w:type="dxa"/>
+            <w:tcW w:w="1170" w:type="dxa"/>
             <w:tcBorders/>
           </w:tcPr>
           <w:p>
@@ -2671,7 +2671,7 @@
         <w:trPr/>
         <w:tc>
           <w:tcPr>
-            <w:tcW w:w="1171" w:type="dxa"/>
+            <w:tcW w:w="1170" w:type="dxa"/>
             <w:tcBorders/>
           </w:tcPr>
           <w:p>
@@ -2710,7 +2710,7 @@
         <w:trPr/>
         <w:tc>
           <w:tcPr>
-            <w:tcW w:w="1171" w:type="dxa"/>
+            <w:tcW w:w="1170" w:type="dxa"/>
             <w:tcBorders/>
           </w:tcPr>
           <w:p>
@@ -2749,7 +2749,7 @@
         <w:trPr/>
         <w:tc>
           <w:tcPr>
-            <w:tcW w:w="1171" w:type="dxa"/>
+            <w:tcW w:w="1170" w:type="dxa"/>
             <w:tcBorders/>
           </w:tcPr>
           <w:p>
@@ -2788,7 +2788,7 @@
         <w:trPr/>
         <w:tc>
           <w:tcPr>
-            <w:tcW w:w="1171" w:type="dxa"/>
+            <w:tcW w:w="1170" w:type="dxa"/>
             <w:tcBorders/>
           </w:tcPr>
           <w:p>
@@ -2827,7 +2827,7 @@
         <w:trPr/>
         <w:tc>
           <w:tcPr>
-            <w:tcW w:w="1171" w:type="dxa"/>
+            <w:tcW w:w="1170" w:type="dxa"/>
             <w:tcBorders/>
           </w:tcPr>
           <w:p>
@@ -2866,7 +2866,7 @@
         <w:trPr/>
         <w:tc>
           <w:tcPr>
-            <w:tcW w:w="1171" w:type="dxa"/>
+            <w:tcW w:w="1170" w:type="dxa"/>
             <w:tcBorders/>
           </w:tcPr>
           <w:p>
@@ -2905,7 +2905,7 @@
         <w:trPr/>
         <w:tc>
           <w:tcPr>
-            <w:tcW w:w="1171" w:type="dxa"/>
+            <w:tcW w:w="1170" w:type="dxa"/>
             <w:tcBorders/>
           </w:tcPr>
           <w:p>
@@ -2944,7 +2944,7 @@
         <w:trPr/>
         <w:tc>
           <w:tcPr>
-            <w:tcW w:w="1171" w:type="dxa"/>
+            <w:tcW w:w="1170" w:type="dxa"/>
             <w:tcBorders/>
           </w:tcPr>
           <w:p>
@@ -2983,7 +2983,7 @@
         <w:trPr/>
         <w:tc>
           <w:tcPr>
-            <w:tcW w:w="1171" w:type="dxa"/>
+            <w:tcW w:w="1170" w:type="dxa"/>
             <w:tcBorders/>
           </w:tcPr>
           <w:p>
@@ -3037,6 +3037,7 @@
       <w:pgNumType w:fmt="decimal"/>
       <w:formProt w:val="false"/>
       <w:textDirection w:val="lrTb"/>
+      <w:docGrid w:type="default" w:linePitch="100" w:charSpace="0"/>
     </w:sectPr>
   </w:body>
 </w:document>
@@ -3056,7 +3057,6 @@
     </w:rPrDefault>
     <w:pPrDefault>
       <w:pPr>
-        <w:widowControl/>
         <w:suppressAutoHyphens w:val="true"/>
       </w:pPr>
     </w:pPrDefault>
@@ -3066,7 +3066,10 @@
     <w:qFormat/>
     <w:pPr>
       <w:widowControl/>
+      <w:suppressAutoHyphens w:val="true"/>
       <w:bidi w:val="0"/>
+      <w:spacing w:before="0" w:after="0"/>
+      <w:jc w:val="start"/>
     </w:pPr>
     <w:rPr>
       <w:rFonts w:ascii="Liberation Serif" w:hAnsi="Liberation Serif" w:eastAsia="Noto Serif CJK SC" w:cs="Noto Sans Devanagari"/>
